--- a/word/Model_Validation_Report.docx
+++ b/word/Model_Validation_Report.docx
@@ -25,7 +25,7 @@
           <w:color w:val="555555"/>
           <w:sz w:val="20"/>
         </w:rPr>
-        <w:t>Generated 2026-06-17T22:05:06 | 53 passed, 0 failed, 53 checks total</w:t>
+        <w:t>Generated 2026-06-18T17:10:58 | 61 passed, 0 failed, 61 checks total</w:t>
       </w:r>
     </w:p>
     <w:tbl>
@@ -147,7 +147,7 @@
                 <w:color w:val="1F7A1F"/>
                 <w:sz w:val="18"/>
               </w:rPr>
-              <w:t>53</w:t>
+              <w:t>61</w:t>
             </w:r>
           </w:p>
         </w:tc>
@@ -183,7 +183,7 @@
                 <w:color w:val="1F7A1F"/>
                 <w:sz w:val="18"/>
               </w:rPr>
-              <w:t>53</w:t>
+              <w:t>61</w:t>
             </w:r>
           </w:p>
         </w:tc>
@@ -686,7 +686,7 @@
                 <w:b w:val="0"/>
                 <w:sz w:val="18"/>
               </w:rPr>
-              <w:t>Stockpile depletion, diversification exposure, time-varying shock onset and impact-layer response.</w:t>
+              <w:t>Stockpile depletion, diversification exposure, time-varying shock onset, the IEA-2025 top-three/refining/export-control risk indices, and impact-layer response.</w:t>
             </w:r>
           </w:p>
         </w:tc>
@@ -703,7 +703,77 @@
                 <w:b w:val="0"/>
                 <w:sz w:val="18"/>
               </w:rPr>
-              <w:t>Directional tests must pass without violating reserves, shares or output bounds.</w:t>
+              <w:t>Directional tests must pass without violating reserves, shares or output bounds; top-three exposure &gt;= single-country and the refining/export-control indices stay bounded.</w:t>
+            </w:r>
+          </w:p>
+        </w:tc>
+      </w:tr>
+      <w:tr>
+        <w:tc>
+          <w:tcPr>
+            <w:tcW w:type="dxa" w:w="1944"/>
+            <w:vAlign w:val="center"/>
+          </w:tcPr>
+          <w:p>
+            <w:r/>
+            <w:r>
+              <w:rPr>
+                <w:rFonts w:ascii="Calibri" w:hAnsi="Calibri"/>
+                <w:b/>
+                <w:sz w:val="18"/>
+              </w:rPr>
+              <w:t>Solver robustness</w:t>
+            </w:r>
+          </w:p>
+        </w:tc>
+        <w:tc>
+          <w:tcPr>
+            <w:tcW w:type="dxa" w:w="2520"/>
+            <w:vAlign w:val="center"/>
+          </w:tcPr>
+          <w:p>
+            <w:r/>
+            <w:r>
+              <w:rPr>
+                <w:rFonts w:ascii="Calibri" w:hAnsi="Calibri"/>
+                <w:b w:val="0"/>
+                <w:sz w:val="18"/>
+              </w:rPr>
+              <w:t>Confirm the model degrades gracefully if the full CGE solve fails.</w:t>
+            </w:r>
+          </w:p>
+        </w:tc>
+        <w:tc>
+          <w:tcPr>
+            <w:tcW w:type="dxa" w:w="3240"/>
+            <w:vAlign w:val="center"/>
+          </w:tcPr>
+          <w:p>
+            <w:r/>
+            <w:r>
+              <w:rPr>
+                <w:rFonts w:ascii="Calibri" w:hAnsi="Calibri"/>
+                <w:b w:val="0"/>
+                <w:sz w:val="18"/>
+              </w:rPr>
+              <w:t>The CGE solve is forced to fail and the run is checked for the partial-equilibrium fallback path.</w:t>
+            </w:r>
+          </w:p>
+        </w:tc>
+        <w:tc>
+          <w:tcPr>
+            <w:tcW w:type="dxa" w:w="1656"/>
+            <w:vAlign w:val="center"/>
+          </w:tcPr>
+          <w:p>
+            <w:r/>
+            <w:r>
+              <w:rPr>
+                <w:rFonts w:ascii="Calibri" w:hAnsi="Calibri"/>
+                <w:b w:val="0"/>
+                <w:sz w:val="18"/>
+              </w:rPr>
+              <w:t>All steps route to the PE fallback with no NaN, bounded price feedback and intact mass balance.</w:t>
             </w:r>
           </w:p>
         </w:tc>
@@ -1444,6 +1514,60 @@
                 <w:b w:val="0"/>
                 <w:sz w:val="18"/>
               </w:rPr>
+              <w:t>oversupply edge case: supplied copper still equals demand</w:t>
+            </w:r>
+          </w:p>
+        </w:tc>
+        <w:tc>
+          <w:tcPr>
+            <w:tcW w:type="dxa" w:w="3120"/>
+            <w:vAlign w:val="center"/>
+          </w:tcPr>
+          <w:p>
+            <w:r/>
+            <w:r>
+              <w:rPr>
+                <w:rFonts w:ascii="Calibri" w:hAnsi="Calibri"/>
+                <w:b w:val="0"/>
+                <w:sz w:val="18"/>
+              </w:rPr>
+              <w:t>supplied 9000.0 vs demand 9000.0</w:t>
+            </w:r>
+          </w:p>
+        </w:tc>
+      </w:tr>
+      <w:tr>
+        <w:tc>
+          <w:tcPr>
+            <w:tcW w:type="dxa" w:w="3120"/>
+            <w:vAlign w:val="center"/>
+          </w:tcPr>
+          <w:p>
+            <w:r/>
+            <w:r>
+              <w:rPr>
+                <w:rFonts w:ascii="Calibri" w:hAnsi="Calibri"/>
+                <w:b/>
+                <w:color w:val="1F7A1F"/>
+                <w:sz w:val="18"/>
+              </w:rPr>
+              <w:t>PASS</w:t>
+            </w:r>
+          </w:p>
+        </w:tc>
+        <w:tc>
+          <w:tcPr>
+            <w:tcW w:type="dxa" w:w="3120"/>
+            <w:vAlign w:val="center"/>
+          </w:tcPr>
+          <w:p>
+            <w:r/>
+            <w:r>
+              <w:rPr>
+                <w:rFonts w:ascii="Calibri" w:hAnsi="Calibri"/>
+                <w:b w:val="0"/>
+                <w:sz w:val="18"/>
+              </w:rPr>
               <w:t>all supply shares in [0,1]</w:t>
             </w:r>
           </w:p>
@@ -1731,7 +1855,7 @@
                 <w:b w:val="0"/>
                 <w:sz w:val="18"/>
               </w:rPr>
-              <w:t>min 0.527 max 0.843</w:t>
+              <w:t>min 0.528 max 0.843</w:t>
             </w:r>
           </w:p>
         </w:tc>
@@ -2862,7 +2986,7 @@
                 <w:b w:val="0"/>
                 <w:sz w:val="18"/>
               </w:rPr>
-              <w:t>1514 jobs</w:t>
+              <w:t>1513 jobs</w:t>
             </w:r>
           </w:p>
         </w:tc>
@@ -3114,6 +3238,221 @@
                 <w:b w:val="0"/>
                 <w:sz w:val="18"/>
               </w:rPr>
+              <w:t>main scenario 5_supply_shock includes an import constraint</w:t>
+            </w:r>
+          </w:p>
+        </w:tc>
+        <w:tc>
+          <w:tcPr>
+            <w:tcW w:type="dxa" w:w="3120"/>
+            <w:vAlign w:val="center"/>
+          </w:tcPr>
+          <w:p>
+            <w:r/>
+            <w:r>
+              <w:rPr>
+                <w:rFonts w:ascii="Calibri" w:hAnsi="Calibri"/>
+                <w:b w:val="0"/>
+                <w:sz w:val="18"/>
+              </w:rPr>
+              <w:t>{'REE_magnet': 0.26, 'Lithium': 0.56, 'Cobalt': 0.30000000000000004, 'Nickel': 0.6, 'Copper': 0.7, 'Aluminium': 0.65, 'Antimony': 0.30000000000000004}</w:t>
+            </w:r>
+          </w:p>
+        </w:tc>
+      </w:tr>
+      <w:tr>
+        <w:tc>
+          <w:tcPr>
+            <w:tcW w:type="dxa" w:w="3120"/>
+            <w:vAlign w:val="center"/>
+          </w:tcPr>
+          <w:p>
+            <w:r/>
+            <w:r>
+              <w:rPr>
+                <w:rFonts w:ascii="Calibri" w:hAnsi="Calibri"/>
+                <w:b/>
+                <w:color w:val="1F7A1F"/>
+                <w:sz w:val="18"/>
+              </w:rPr>
+              <w:t>PASS</w:t>
+            </w:r>
+          </w:p>
+        </w:tc>
+        <w:tc>
+          <w:tcPr>
+            <w:tcW w:type="dxa" w:w="3120"/>
+            <w:vAlign w:val="center"/>
+          </w:tcPr>
+          <w:p>
+            <w:r/>
+            <w:r>
+              <w:rPr>
+                <w:rFonts w:ascii="Calibri" w:hAnsi="Calibri"/>
+                <w:b w:val="0"/>
+                <w:sz w:val="18"/>
+              </w:rPr>
+              <w:t>top-3 / refining / export-control risk metrics recorded</w:t>
+            </w:r>
+          </w:p>
+        </w:tc>
+        <w:tc>
+          <w:tcPr>
+            <w:tcW w:type="dxa" w:w="3120"/>
+            <w:vAlign w:val="center"/>
+          </w:tcPr>
+          <w:p>
+            <w:r/>
+            <w:r>
+              <w:rPr>
+                <w:rFonts w:ascii="Calibri" w:hAnsi="Calibri"/>
+                <w:b w:val="0"/>
+                <w:sz w:val="18"/>
+              </w:rPr>
+            </w:r>
+          </w:p>
+        </w:tc>
+      </w:tr>
+      <w:tr>
+        <w:tc>
+          <w:tcPr>
+            <w:tcW w:type="dxa" w:w="3120"/>
+            <w:vAlign w:val="center"/>
+          </w:tcPr>
+          <w:p>
+            <w:r/>
+            <w:r>
+              <w:rPr>
+                <w:rFonts w:ascii="Calibri" w:hAnsi="Calibri"/>
+                <w:b/>
+                <w:color w:val="1F7A1F"/>
+                <w:sz w:val="18"/>
+              </w:rPr>
+              <w:t>PASS</w:t>
+            </w:r>
+          </w:p>
+        </w:tc>
+        <w:tc>
+          <w:tcPr>
+            <w:tcW w:type="dxa" w:w="3120"/>
+            <w:vAlign w:val="center"/>
+          </w:tcPr>
+          <w:p>
+            <w:r/>
+            <w:r>
+              <w:rPr>
+                <w:rFonts w:ascii="Calibri" w:hAnsi="Calibri"/>
+                <w:b w:val="0"/>
+                <w:sz w:val="18"/>
+              </w:rPr>
+              <w:t>top-3 exposure &gt;= single-country exposure (top-3 includes the leader)</w:t>
+            </w:r>
+          </w:p>
+        </w:tc>
+        <w:tc>
+          <w:tcPr>
+            <w:tcW w:type="dxa" w:w="3120"/>
+            <w:vAlign w:val="center"/>
+          </w:tcPr>
+          <w:p>
+            <w:r/>
+            <w:r>
+              <w:rPr>
+                <w:rFonts w:ascii="Calibri" w:hAnsi="Calibri"/>
+                <w:b w:val="0"/>
+                <w:sz w:val="18"/>
+              </w:rPr>
+              <w:t>top3 0.460 vs single 0.435</w:t>
+            </w:r>
+          </w:p>
+        </w:tc>
+      </w:tr>
+      <w:tr>
+        <w:tc>
+          <w:tcPr>
+            <w:tcW w:type="dxa" w:w="3120"/>
+            <w:vAlign w:val="center"/>
+          </w:tcPr>
+          <w:p>
+            <w:r/>
+            <w:r>
+              <w:rPr>
+                <w:rFonts w:ascii="Calibri" w:hAnsi="Calibri"/>
+                <w:b/>
+                <w:color w:val="1F7A1F"/>
+                <w:sz w:val="18"/>
+              </w:rPr>
+              <w:t>PASS</w:t>
+            </w:r>
+          </w:p>
+        </w:tc>
+        <w:tc>
+          <w:tcPr>
+            <w:tcW w:type="dxa" w:w="3120"/>
+            <w:vAlign w:val="center"/>
+          </w:tcPr>
+          <w:p>
+            <w:r/>
+            <w:r>
+              <w:rPr>
+                <w:rFonts w:ascii="Calibri" w:hAnsi="Calibri"/>
+                <w:b w:val="0"/>
+                <w:sz w:val="18"/>
+              </w:rPr>
+              <w:t>refining &amp; export-control exposures bounded in [0,1]</w:t>
+            </w:r>
+          </w:p>
+        </w:tc>
+        <w:tc>
+          <w:tcPr>
+            <w:tcW w:type="dxa" w:w="3120"/>
+            <w:vAlign w:val="center"/>
+          </w:tcPr>
+          <w:p>
+            <w:r/>
+            <w:r>
+              <w:rPr>
+                <w:rFonts w:ascii="Calibri" w:hAnsi="Calibri"/>
+                <w:b w:val="0"/>
+                <w:sz w:val="18"/>
+              </w:rPr>
+              <w:t>refining 0.272, export-ctrl 0.005</w:t>
+            </w:r>
+          </w:p>
+        </w:tc>
+      </w:tr>
+      <w:tr>
+        <w:tc>
+          <w:tcPr>
+            <w:tcW w:type="dxa" w:w="3120"/>
+            <w:vAlign w:val="center"/>
+          </w:tcPr>
+          <w:p>
+            <w:r/>
+            <w:r>
+              <w:rPr>
+                <w:rFonts w:ascii="Calibri" w:hAnsi="Calibri"/>
+                <w:b/>
+                <w:color w:val="1F7A1F"/>
+                <w:sz w:val="18"/>
+              </w:rPr>
+              <w:t>PASS</w:t>
+            </w:r>
+          </w:p>
+        </w:tc>
+        <w:tc>
+          <w:tcPr>
+            <w:tcW w:type="dxa" w:w="3120"/>
+            <w:vAlign w:val="center"/>
+          </w:tcPr>
+          <w:p>
+            <w:r/>
+            <w:r>
+              <w:rPr>
+                <w:rFonts w:ascii="Calibri" w:hAnsi="Calibri"/>
+                <w:b w:val="0"/>
+                <w:sz w:val="18"/>
+              </w:rPr>
               <w:t>skill breakdown sums to total jobs</w:t>
             </w:r>
           </w:p>
@@ -3185,7 +3524,7 @@
                 <w:b w:val="0"/>
                 <w:sz w:val="18"/>
               </w:rPr>
-              <w:t>bill £17.32m, premium 1.111</w:t>
+              <w:t>bill £18.55m, premium 1.111</w:t>
             </w:r>
           </w:p>
         </w:tc>
@@ -3402,6 +3741,167 @@
                 <w:sz w:val="18"/>
               </w:rPr>
               <w:t>{'water': 45.0, 'land': 68.0, 'biodiversity': 54.0, 'waste': 335.0}</w:t>
+            </w:r>
+          </w:p>
+        </w:tc>
+      </w:tr>
+      <w:tr>
+        <w:tc>
+          <w:tcPr>
+            <w:tcW w:type="dxa" w:w="3120"/>
+            <w:vAlign w:val="center"/>
+          </w:tcPr>
+          <w:p>
+            <w:r/>
+            <w:r>
+              <w:rPr>
+                <w:rFonts w:ascii="Calibri" w:hAnsi="Calibri"/>
+                <w:b/>
+                <w:color w:val="1F7A1F"/>
+                <w:sz w:val="18"/>
+              </w:rPr>
+              <w:t>PASS</w:t>
+            </w:r>
+          </w:p>
+        </w:tc>
+        <w:tc>
+          <w:tcPr>
+            <w:tcW w:type="dxa" w:w="3120"/>
+            <w:vAlign w:val="center"/>
+          </w:tcPr>
+          <w:p>
+            <w:r/>
+            <w:r>
+              <w:rPr>
+                <w:rFonts w:ascii="Calibri" w:hAnsi="Calibri"/>
+                <w:b w:val="0"/>
+                <w:sz w:val="18"/>
+              </w:rPr>
+              <w:t>forced CGE failure routes to the PE fallback</w:t>
+            </w:r>
+          </w:p>
+        </w:tc>
+        <w:tc>
+          <w:tcPr>
+            <w:tcW w:type="dxa" w:w="3120"/>
+            <w:vAlign w:val="center"/>
+          </w:tcPr>
+          <w:p>
+            <w:r/>
+            <w:r>
+              <w:rPr>
+                <w:rFonts w:ascii="Calibri" w:hAnsi="Calibri"/>
+                <w:b w:val="0"/>
+                <w:sz w:val="18"/>
+              </w:rPr>
+              <w:t>{'fallback_pe'}</w:t>
+            </w:r>
+          </w:p>
+        </w:tc>
+      </w:tr>
+      <w:tr>
+        <w:tc>
+          <w:tcPr>
+            <w:tcW w:type="dxa" w:w="3120"/>
+            <w:vAlign w:val="center"/>
+          </w:tcPr>
+          <w:p>
+            <w:r/>
+            <w:r>
+              <w:rPr>
+                <w:rFonts w:ascii="Calibri" w:hAnsi="Calibri"/>
+                <w:b/>
+                <w:color w:val="1F7A1F"/>
+                <w:sz w:val="18"/>
+              </w:rPr>
+              <w:t>PASS</w:t>
+            </w:r>
+          </w:p>
+        </w:tc>
+        <w:tc>
+          <w:tcPr>
+            <w:tcW w:type="dxa" w:w="3120"/>
+            <w:vAlign w:val="center"/>
+          </w:tcPr>
+          <w:p>
+            <w:r/>
+            <w:r>
+              <w:rPr>
+                <w:rFonts w:ascii="Calibri" w:hAnsi="Calibri"/>
+                <w:b w:val="0"/>
+                <w:sz w:val="18"/>
+              </w:rPr>
+              <w:t>fallback run has no NaN in GVA/jobs</w:t>
+            </w:r>
+          </w:p>
+        </w:tc>
+        <w:tc>
+          <w:tcPr>
+            <w:tcW w:type="dxa" w:w="3120"/>
+            <w:vAlign w:val="center"/>
+          </w:tcPr>
+          <w:p>
+            <w:r/>
+            <w:r>
+              <w:rPr>
+                <w:rFonts w:ascii="Calibri" w:hAnsi="Calibri"/>
+                <w:b w:val="0"/>
+                <w:sz w:val="18"/>
+              </w:rPr>
+            </w:r>
+          </w:p>
+        </w:tc>
+      </w:tr>
+      <w:tr>
+        <w:tc>
+          <w:tcPr>
+            <w:tcW w:type="dxa" w:w="3120"/>
+            <w:vAlign w:val="center"/>
+          </w:tcPr>
+          <w:p>
+            <w:r/>
+            <w:r>
+              <w:rPr>
+                <w:rFonts w:ascii="Calibri" w:hAnsi="Calibri"/>
+                <w:b/>
+                <w:color w:val="1F7A1F"/>
+                <w:sz w:val="18"/>
+              </w:rPr>
+              <w:t>PASS</w:t>
+            </w:r>
+          </w:p>
+        </w:tc>
+        <w:tc>
+          <w:tcPr>
+            <w:tcW w:type="dxa" w:w="3120"/>
+            <w:vAlign w:val="center"/>
+          </w:tcPr>
+          <w:p>
+            <w:r/>
+            <w:r>
+              <w:rPr>
+                <w:rFonts w:ascii="Calibri" w:hAnsi="Calibri"/>
+                <w:b w:val="0"/>
+                <w:sz w:val="18"/>
+              </w:rPr>
+              <w:t>fallback keeps price feedback bounded [0.8,1.5] &amp; mass balance</w:t>
+            </w:r>
+          </w:p>
+        </w:tc>
+        <w:tc>
+          <w:tcPr>
+            <w:tcW w:type="dxa" w:w="3120"/>
+            <w:vAlign w:val="center"/>
+          </w:tcPr>
+          <w:p>
+            <w:r/>
+            <w:r>
+              <w:rPr>
+                <w:rFonts w:ascii="Calibri" w:hAnsi="Calibri"/>
+                <w:b w:val="0"/>
+                <w:sz w:val="18"/>
+              </w:rPr>
+              <w:t>feedback 1.000</w:t>
             </w:r>
           </w:p>
         </w:tc>

--- a/word/Model_Validation_Report.docx
+++ b/word/Model_Validation_Report.docx
@@ -25,7 +25,7 @@
           <w:color w:val="555555"/>
           <w:sz w:val="20"/>
         </w:rPr>
-        <w:t>Generated 2026-06-18T17:10:58 | 61 passed, 0 failed, 61 checks total</w:t>
+        <w:t>Generated 2026-06-18T17:59:02 | 61 passed, 0 failed, 61 checks total</w:t>
       </w:r>
     </w:p>
     <w:tbl>
@@ -774,6 +774,76 @@
                 <w:sz w:val="18"/>
               </w:rPr>
               <w:t>All steps route to the PE fallback with no NaN, bounded price feedback and intact mass balance.</w:t>
+            </w:r>
+          </w:p>
+        </w:tc>
+      </w:tr>
+      <w:tr>
+        <w:tc>
+          <w:tcPr>
+            <w:tcW w:type="dxa" w:w="1944"/>
+            <w:vAlign w:val="center"/>
+          </w:tcPr>
+          <w:p>
+            <w:r/>
+            <w:r>
+              <w:rPr>
+                <w:rFonts w:ascii="Calibri" w:hAnsi="Calibri"/>
+                <w:b/>
+                <w:sz w:val="18"/>
+              </w:rPr>
+              <w:t>Economic-negative impacts</w:t>
+            </w:r>
+          </w:p>
+        </w:tc>
+        <w:tc>
+          <w:tcPr>
+            <w:tcW w:type="dxa" w:w="2520"/>
+            <w:vAlign w:val="center"/>
+          </w:tcPr>
+          <w:p>
+            <w:r/>
+            <w:r>
+              <w:rPr>
+                <w:rFonts w:ascii="Calibri" w:hAnsi="Calibri"/>
+                <w:b w:val="0"/>
+                <w:sz w:val="18"/>
+              </w:rPr>
+              <w:t>Check the Q2.7 economic-downside logic moves in the intended direction.</w:t>
+            </w:r>
+          </w:p>
+        </w:tc>
+        <w:tc>
+          <w:tcPr>
+            <w:tcW w:type="dxa" w:w="3240"/>
+            <w:vAlign w:val="center"/>
+          </w:tcPr>
+          <w:p>
+            <w:r/>
+            <w:r>
+              <w:rPr>
+                <w:rFonts w:ascii="Calibri" w:hAnsi="Calibri"/>
+                <w:b w:val="0"/>
+                <w:sz w:val="18"/>
+              </w:rPr>
+              <w:t>Benefit leakage vs retention, closure liability vs management/bonding, agri/tourism displacement and contested stranded-capital exposure.</w:t>
+            </w:r>
+          </w:p>
+        </w:tc>
+        <w:tc>
+          <w:tcPr>
+            <w:tcW w:type="dxa" w:w="1656"/>
+            <w:vAlign w:val="center"/>
+          </w:tcPr>
+          <w:p>
+            <w:r/>
+            <w:r>
+              <w:rPr>
+                <w:rFonts w:ascii="Calibri" w:hAnsi="Calibri"/>
+                <w:b w:val="0"/>
+                <w:sz w:val="18"/>
+              </w:rPr>
+              <w:t>Leakage/closure/displacement are non-negative and fall with retention/management; stranded capital is zero without a mine and positive with a contested one.</w:t>
             </w:r>
           </w:p>
         </w:tc>
@@ -3615,7 +3685,7 @@
                 <w:b w:val="0"/>
                 <w:sz w:val="18"/>
               </w:rPr>
-              <w:t>primary mining pressure &gt; recycling for every impact category</w:t>
+              <w:t>leakage non-negative, &lt;= GVA, and falls as retention rises</w:t>
             </w:r>
           </w:p>
         </w:tc>
@@ -3632,7 +3702,7 @@
                 <w:b w:val="0"/>
                 <w:sz w:val="18"/>
               </w:rPr>
-              <w:t>{'water': (6.0, 1.2), 'land': (10.0, 0.6), 'biodiversity': (8.0, 0.4), 'waste': (50.0, 2.0)}</w:t>
+              <w:t>300.0 -&gt; 80.0</w:t>
             </w:r>
           </w:p>
         </w:tc>
@@ -3669,7 +3739,7 @@
                 <w:b w:val="0"/>
                 <w:sz w:val="18"/>
               </w:rPr>
-              <w:t>ESG mitigation: 1.0 at no-ESG, reduced (&lt;1, &gt;=0.6) under high ESG</w:t>
+              <w:t>closure liability bonded down by management &amp; bounded by cost/mine</w:t>
             </w:r>
           </w:p>
         </w:tc>
@@ -3686,7 +3756,7 @@
                 <w:b w:val="0"/>
                 <w:sz w:val="18"/>
               </w:rPr>
-              <w:t>1.00 -&gt; 0.65</w:t>
+              <w:t>35.0 -&gt; 3.5</w:t>
             </w:r>
           </w:p>
         </w:tc>
@@ -3723,7 +3793,7 @@
                 <w:b w:val="0"/>
                 <w:sz w:val="18"/>
               </w:rPr>
-              <w:t>annual pressures non-negative</w:t>
+              <w:t>displacement&gt;=0 &amp; cut by management; stranded 0 w/o mine, &gt;0 with contested mine</w:t>
             </w:r>
           </w:p>
         </w:tc>
@@ -3740,7 +3810,7 @@
                 <w:b w:val="0"/>
                 <w:sz w:val="18"/>
               </w:rPr>
-              <w:t>{'water': 45.0, 'land': 68.0, 'biodiversity': 54.0, 'waste': 335.0}</w:t>
+              <w:t>displ 30.0-&gt;15.0; stranded none=0.0 mine=125.0</w:t>
             </w:r>
           </w:p>
         </w:tc>

--- a/word/Model_Validation_Report.docx
+++ b/word/Model_Validation_Report.docx
@@ -25,7 +25,7 @@
           <w:color w:val="555555"/>
           <w:sz w:val="20"/>
         </w:rPr>
-        <w:t>Generated 2026-06-18T17:59:02 | 61 passed, 0 failed, 61 checks total</w:t>
+        <w:t>Generated 2026-06-18T20:22:45 | 61 passed, 0 failed, 61 checks total</w:t>
       </w:r>
     </w:p>
     <w:tbl>

--- a/word/Model_Validation_Report.docx
+++ b/word/Model_Validation_Report.docx
@@ -25,7 +25,7 @@
           <w:color w:val="555555"/>
           <w:sz w:val="20"/>
         </w:rPr>
-        <w:t>Generated 2026-06-18T20:22:45 | 61 passed, 0 failed, 61 checks total</w:t>
+        <w:t>Generated 2026-06-18T23:04:30 | 61 passed, 0 failed, 61 checks total</w:t>
       </w:r>
     </w:p>
     <w:tbl>
